--- a/testakten/gesellschaftsgruender-ki-krypto-startup-berlin-musterprotokoll/05_notarbriefing_vermeulen_entwurf_satzung.docx
+++ b/testakten/gesellschaftsgruender-ki-krypto-startup-berlin-musterprotokoll/05_notarbriefing_vermeulen_entwurf_satzung.docx
@@ -5,56 +5,91 @@
     <w:p>
       <w:pPr>
         <w:pStyle w:val="Heading1"/>
+        <w:spacing w:after="160" w:line="259" w:lineRule="auto"/>
       </w:pPr>
       <w:r>
         <w:rPr>
           <w:rFonts w:ascii="Times New Roman" w:hAnsi="Times New Roman"/>
+          <w:b/>
+          <w:sz w:val="28"/>
         </w:rPr>
         <w:t>Notarbriefing für Frau Dr. Katja Vermeulen — Satzungsentwurf NeuroChain Labs GmbH</w:t>
       </w:r>
     </w:p>
     <w:p>
       <w:pPr>
+        <w:spacing w:before="120" w:after="60" w:line="259" w:lineRule="auto"/>
         <w:jc w:val="left"/>
       </w:pPr>
       <w:r>
+        <w:rPr>
+          <w:rFonts w:ascii="Times New Roman" w:hAnsi="Times New Roman"/>
+          <w:b w:val="0"/>
+          <w:i w:val="0"/>
+          <w:sz w:val="22"/>
+        </w:rPr>
         <w:t>Datum: Montag, 18.05.2026</w:t>
       </w:r>
     </w:p>
     <w:p>
       <w:pPr>
+        <w:spacing w:before="120" w:after="60" w:line="259" w:lineRule="auto"/>
         <w:jc w:val="left"/>
       </w:pPr>
       <w:r>
+        <w:rPr>
+          <w:rFonts w:ascii="Times New Roman" w:hAnsi="Times New Roman"/>
+          <w:b/>
+          <w:sz w:val="22"/>
+        </w:rPr>
         <w:t>Absender: Aylin Soeren, vorgesehene Geschäftsführerin</w:t>
       </w:r>
     </w:p>
     <w:p>
       <w:pPr>
+        <w:spacing w:before="120" w:after="60" w:line="259" w:lineRule="auto"/>
         <w:jc w:val="left"/>
       </w:pPr>
       <w:r>
+        <w:rPr>
+          <w:rFonts w:ascii="Times New Roman" w:hAnsi="Times New Roman"/>
+          <w:b/>
+          <w:sz w:val="22"/>
+        </w:rPr>
         <w:t>Empfängerin: Notarin Dr. Katja Vermeulen, Berlin-Mitte</w:t>
       </w:r>
     </w:p>
     <w:p>
       <w:pPr>
+        <w:spacing w:before="120" w:after="60" w:line="259" w:lineRule="auto"/>
         <w:jc w:val="left"/>
       </w:pPr>
       <w:r>
+        <w:rPr>
+          <w:rFonts w:ascii="Times New Roman" w:hAnsi="Times New Roman"/>
+          <w:b/>
+          <w:sz w:val="22"/>
+        </w:rPr>
         <w:t>Betreff: Satzungseckpunkte und Anmerkungen zur individuellen Satzung</w:t>
       </w:r>
     </w:p>
     <w:p>
       <w:pPr>
+        <w:spacing w:before="120" w:after="60" w:line="259" w:lineRule="auto"/>
         <w:jc w:val="left"/>
       </w:pPr>
       <w:r>
+        <w:rPr>
+          <w:rFonts w:ascii="Times New Roman" w:hAnsi="Times New Roman"/>
+          <w:b/>
+          <w:sz w:val="22"/>
+        </w:rPr>
         <w:t>Sehr geehrte Frau Dr. Vermeulen,</w:t>
       </w:r>
     </w:p>
     <w:p>
       <w:pPr>
+        <w:spacing w:line="259" w:lineRule="auto" w:after="60"/>
         <w:jc w:val="left"/>
       </w:pPr>
       <w:r>
@@ -73,10 +108,13 @@
     <w:p>
       <w:pPr>
         <w:pStyle w:val="Heading2"/>
+        <w:spacing w:before="120" w:after="60" w:line="259" w:lineRule="auto"/>
       </w:pPr>
       <w:r>
         <w:rPr>
           <w:rFonts w:ascii="Times New Roman" w:hAnsi="Times New Roman"/>
+          <w:b/>
+          <w:sz w:val="22"/>
         </w:rPr>
         <w:t>1. Firma und Sitz</w:t>
       </w:r>
@@ -84,6 +122,7 @@
     <w:p>
       <w:pPr>
         <w:pStyle w:val="ListBullet"/>
+        <w:spacing w:line="259" w:lineRule="auto" w:after="60"/>
       </w:pPr>
       <w:r>
         <w:t xml:space="preserve">Firma: </w:t>
@@ -98,6 +137,7 @@
     <w:p>
       <w:pPr>
         <w:pStyle w:val="ListBullet"/>
+        <w:spacing w:line="259" w:lineRule="auto" w:after="60"/>
       </w:pPr>
       <w:r>
         <w:t>Sitz: Berlin</w:t>
@@ -106,6 +146,7 @@
     <w:p>
       <w:pPr>
         <w:pStyle w:val="ListBullet"/>
+        <w:spacing w:line="259" w:lineRule="auto" w:after="60"/>
       </w:pPr>
       <w:r>
         <w:t>Geschäftsanschrift: c/o Hub Berlin-Mitte, Chausseestraße 117, 10115 Berlin (bis zum Bezug eigener Büroräume)</w:t>
@@ -113,6 +154,7 @@
     </w:p>
     <w:p>
       <w:pPr>
+        <w:spacing w:line="259" w:lineRule="auto" w:after="60"/>
         <w:jc w:val="left"/>
       </w:pPr>
       <w:r>
@@ -122,6 +164,7 @@
     <w:p>
       <w:pPr>
         <w:pStyle w:val="Heading2"/>
+        <w:spacing w:line="259" w:lineRule="auto" w:after="60"/>
       </w:pPr>
       <w:r>
         <w:rPr>
@@ -132,6 +175,7 @@
     </w:p>
     <w:p>
       <w:pPr>
+        <w:spacing w:line="259" w:lineRule="auto" w:after="60"/>
         <w:jc w:val="left"/>
       </w:pPr>
       <w:r>
@@ -141,6 +185,7 @@
     <w:p>
       <w:pPr>
         <w:pStyle w:val="Heading2"/>
+        <w:spacing w:line="259" w:lineRule="auto" w:after="60"/>
       </w:pPr>
       <w:r>
         <w:rPr>
@@ -152,6 +197,7 @@
     <w:p>
       <w:pPr>
         <w:pStyle w:val="ListBullet"/>
+        <w:spacing w:line="259" w:lineRule="auto" w:after="60"/>
       </w:pPr>
       <w:r>
         <w:t xml:space="preserve">Stammkapital: </w:t>
@@ -166,6 +212,7 @@
     <w:p>
       <w:pPr>
         <w:pStyle w:val="ListBullet"/>
+        <w:spacing w:line="259" w:lineRule="auto" w:after="60"/>
       </w:pPr>
       <w:r>
         <w:t>Einlage zur Hälfte sofort: 12.500 EUR</w:t>
@@ -174,6 +221,7 @@
     <w:p>
       <w:pPr>
         <w:pStyle w:val="ListBullet"/>
+        <w:spacing w:line="259" w:lineRule="auto" w:after="60"/>
       </w:pPr>
       <w:r>
         <w:t>Geschäftsanteile:</w:t>
@@ -416,6 +464,7 @@
     </w:tbl>
     <w:p>
       <w:pPr>
+        <w:spacing w:line="259" w:lineRule="auto" w:after="60"/>
         <w:jc w:val="left"/>
       </w:pPr>
       <w:r>
@@ -425,6 +474,7 @@
     <w:p>
       <w:pPr>
         <w:pStyle w:val="Heading2"/>
+        <w:spacing w:line="259" w:lineRule="auto" w:after="60"/>
       </w:pPr>
       <w:r>
         <w:rPr>
@@ -436,6 +486,7 @@
     <w:p>
       <w:pPr>
         <w:pStyle w:val="ListBullet"/>
+        <w:spacing w:line="259" w:lineRule="auto" w:after="60"/>
       </w:pPr>
       <w:r>
         <w:t xml:space="preserve">Erste Geschäftsführerin: </w:t>
@@ -462,6 +513,7 @@
     <w:p>
       <w:pPr>
         <w:pStyle w:val="ListBullet"/>
+        <w:spacing w:line="259" w:lineRule="auto" w:after="60"/>
       </w:pPr>
       <w:r>
         <w:t>Bestellung weiterer Geschäftsführer durch Beschluss der Gesellschafterversammlung mit einfacher Mehrheit.</w:t>
@@ -470,6 +522,7 @@
     <w:p>
       <w:pPr>
         <w:pStyle w:val="ListBullet"/>
+        <w:spacing w:line="259" w:lineRule="auto" w:after="60"/>
       </w:pPr>
       <w:r>
         <w:t>Geschäftsführerdienstvertrag separat, nicht Teil der Satzung.</w:t>
@@ -478,6 +531,7 @@
     <w:p>
       <w:pPr>
         <w:pStyle w:val="Heading2"/>
+        <w:spacing w:line="259" w:lineRule="auto" w:after="60"/>
       </w:pPr>
       <w:r>
         <w:rPr>
@@ -488,6 +542,7 @@
     </w:p>
     <w:p>
       <w:pPr>
+        <w:spacing w:line="259" w:lineRule="auto" w:after="60"/>
         <w:jc w:val="left"/>
       </w:pPr>
       <w:r>
@@ -506,6 +561,7 @@
     <w:p>
       <w:pPr>
         <w:pStyle w:val="ListBullet"/>
+        <w:spacing w:line="259" w:lineRule="auto" w:after="60"/>
       </w:pPr>
       <w:r>
         <w:t>Verträge mit einem Volumen über 10.000 EUR</w:t>
@@ -514,6 +570,7 @@
     <w:p>
       <w:pPr>
         <w:pStyle w:val="ListBullet"/>
+        <w:spacing w:line="259" w:lineRule="auto" w:after="60"/>
       </w:pPr>
       <w:r>
         <w:t>Aufnahme neuer Mitarbeiterr</w:t>
@@ -522,6 +579,7 @@
     <w:p>
       <w:pPr>
         <w:pStyle w:val="ListBullet"/>
+        <w:spacing w:line="259" w:lineRule="auto" w:after="60"/>
       </w:pPr>
       <w:r>
         <w:t>Verträge mit nahen Angehörigen oder beherrschenden Gesellschaftern</w:t>
@@ -530,6 +588,7 @@
     <w:p>
       <w:pPr>
         <w:pStyle w:val="ListBullet"/>
+        <w:spacing w:line="259" w:lineRule="auto" w:after="60"/>
       </w:pPr>
       <w:r>
         <w:t>Token-Emission und Ausgabe von Krypto-Werten</w:t>
@@ -538,6 +597,7 @@
     <w:p>
       <w:pPr>
         <w:pStyle w:val="Heading2"/>
+        <w:spacing w:line="259" w:lineRule="auto" w:after="60"/>
       </w:pPr>
       <w:r>
         <w:rPr>
@@ -549,6 +609,7 @@
     <w:p>
       <w:pPr>
         <w:pStyle w:val="ListBullet"/>
+        <w:spacing w:line="259" w:lineRule="auto" w:after="60"/>
       </w:pPr>
       <w:r>
         <w:t>Geschäftsanteile dürfen nur mit Zustimmung der Gesellschafterversammlung übertragen werden.</w:t>
@@ -557,6 +618,7 @@
     <w:p>
       <w:pPr>
         <w:pStyle w:val="ListBullet"/>
+        <w:spacing w:line="259" w:lineRule="auto" w:after="60"/>
       </w:pPr>
       <w:r>
         <w:t>Zustimmungsmehrheit: 75 Prozent der abgegebenen Stimmen.</w:t>
@@ -565,6 +627,7 @@
     <w:p>
       <w:pPr>
         <w:pStyle w:val="ListBullet"/>
+        <w:spacing w:line="259" w:lineRule="auto" w:after="60"/>
       </w:pPr>
       <w:r>
         <w:t>Ausnahme: Übertragung an Ehepartner, Kinder, Eltern oder eine vom übertragenden Gesellschafter zu mehr als 90 Prozent gehaltene Holding bedarf keiner Zustimmung, ist aber der Gesellschaft anzuzeigen.</w:t>
@@ -573,6 +636,7 @@
     <w:p>
       <w:pPr>
         <w:pStyle w:val="Heading2"/>
+        <w:spacing w:line="259" w:lineRule="auto" w:after="60"/>
       </w:pPr>
       <w:r>
         <w:rPr>
@@ -583,6 +647,7 @@
     </w:p>
     <w:p>
       <w:pPr>
+        <w:spacing w:line="259" w:lineRule="auto" w:after="60"/>
         <w:jc w:val="left"/>
       </w:pPr>
       <w:r>
@@ -592,6 +657,7 @@
     <w:p>
       <w:pPr>
         <w:pStyle w:val="ListBullet"/>
+        <w:spacing w:line="259" w:lineRule="auto" w:after="60"/>
       </w:pPr>
       <w:r>
         <w:t>der betroffene Gesellschafter zustimmt</w:t>
@@ -600,6 +666,7 @@
     <w:p>
       <w:pPr>
         <w:pStyle w:val="ListBullet"/>
+        <w:spacing w:line="259" w:lineRule="auto" w:after="60"/>
       </w:pPr>
       <w:r>
         <w:t>über das Vermögen des Gesellschafters das Insolvenzverfahren eröffnet oder dessen Eröffnung mangels Masse abgelehnt wird</w:t>
@@ -608,6 +675,7 @@
     <w:p>
       <w:pPr>
         <w:pStyle w:val="ListBullet"/>
+        <w:spacing w:line="259" w:lineRule="auto" w:after="60"/>
       </w:pPr>
       <w:r>
         <w:t>der Geschäftsanteil gepfändet wird und die Pfändung nicht binnen drei Monaten beseitigt wird</w:t>
@@ -616,6 +684,7 @@
     <w:p>
       <w:pPr>
         <w:pStyle w:val="ListBullet"/>
+        <w:spacing w:line="259" w:lineRule="auto" w:after="60"/>
       </w:pPr>
       <w:r>
         <w:t>der Gesellschafter eine schwere Pflichtverletzung begeht, insbesondere gegen Wettbewerbsverbote oder Verschwiegenheitspflichten verstößt</w:t>
@@ -624,6 +693,7 @@
     <w:p>
       <w:pPr>
         <w:pStyle w:val="ListBullet"/>
+        <w:spacing w:line="259" w:lineRule="auto" w:after="60"/>
       </w:pPr>
       <w:r>
         <w:t>ein vorzeitiges Ausscheiden im Sinne der Vesting-Regelung im Side-Letter erfolgt</w:t>
@@ -631,6 +701,7 @@
     </w:p>
     <w:p>
       <w:pPr>
+        <w:spacing w:line="259" w:lineRule="auto" w:after="60"/>
         <w:jc w:val="left"/>
       </w:pPr>
       <w:r>
@@ -640,6 +711,7 @@
     <w:p>
       <w:pPr>
         <w:pStyle w:val="Heading2"/>
+        <w:spacing w:line="259" w:lineRule="auto" w:after="60"/>
       </w:pPr>
       <w:r>
         <w:rPr>
@@ -650,6 +722,7 @@
     </w:p>
     <w:p>
       <w:pPr>
+        <w:spacing w:line="259" w:lineRule="auto" w:after="60"/>
         <w:jc w:val="left"/>
       </w:pPr>
       <w:r>
@@ -659,6 +732,7 @@
     <w:p>
       <w:pPr>
         <w:pStyle w:val="Heading2"/>
+        <w:spacing w:line="259" w:lineRule="auto" w:after="60"/>
       </w:pPr>
       <w:r>
         <w:rPr>
@@ -670,6 +744,7 @@
     <w:p>
       <w:pPr>
         <w:pStyle w:val="ListBullet"/>
+        <w:spacing w:line="259" w:lineRule="auto" w:after="60"/>
       </w:pPr>
       <w:r>
         <w:t>Gesellschafterversammlung als Präsenzveranstaltung oder per Video, jeder Gesellschafter kann eine Präsenzversammlung verlangen.</w:t>
@@ -678,6 +753,7 @@
     <w:p>
       <w:pPr>
         <w:pStyle w:val="ListBullet"/>
+        <w:spacing w:line="259" w:lineRule="auto" w:after="60"/>
       </w:pPr>
       <w:r>
         <w:t>Beschlüsse mit einfacher Mehrheit der abgegebenen Stimmen, soweit nicht Gesetz oder Satzung etwas anderes vorsehen.</w:t>
@@ -686,6 +762,7 @@
     <w:p>
       <w:pPr>
         <w:pStyle w:val="ListBullet"/>
+        <w:spacing w:line="259" w:lineRule="auto" w:after="60"/>
       </w:pPr>
       <w:r>
         <w:t>Satzungsändernde Beschlüsse: 75 Prozent der abgegebenen Stimmen.</w:t>
@@ -694,6 +771,7 @@
     <w:p>
       <w:pPr>
         <w:pStyle w:val="Heading2"/>
+        <w:spacing w:line="259" w:lineRule="auto" w:after="60"/>
       </w:pPr>
       <w:r>
         <w:rPr>
@@ -705,6 +783,7 @@
     <w:p>
       <w:pPr>
         <w:pStyle w:val="ListBullet"/>
+        <w:spacing w:line="259" w:lineRule="auto" w:after="60"/>
       </w:pPr>
       <w:r>
         <w:t>Geschäftsjahr: Kalenderjahr</w:t>
@@ -713,6 +792,7 @@
     <w:p>
       <w:pPr>
         <w:pStyle w:val="ListBullet"/>
+        <w:spacing w:line="259" w:lineRule="auto" w:after="60"/>
       </w:pPr>
       <w:r>
         <w:t>Bekanntmachungen im Bundesanzeiger</w:t>
@@ -721,6 +801,7 @@
     <w:p>
       <w:pPr>
         <w:pStyle w:val="Heading2"/>
+        <w:spacing w:line="259" w:lineRule="auto" w:after="60"/>
       </w:pPr>
       <w:r>
         <w:rPr>
@@ -731,6 +812,7 @@
     </w:p>
     <w:p>
       <w:pPr>
+        <w:spacing w:line="259" w:lineRule="auto" w:after="60"/>
         <w:jc w:val="left"/>
       </w:pPr>
       <w:r>
@@ -740,6 +822,7 @@
     <w:p>
       <w:pPr>
         <w:pStyle w:val="ListNumber"/>
+        <w:spacing w:line="259" w:lineRule="auto" w:after="60"/>
       </w:pPr>
       <w:r>
         <w:rPr>
@@ -754,6 +837,7 @@
     <w:p>
       <w:pPr>
         <w:pStyle w:val="ListNumber"/>
+        <w:spacing w:line="259" w:lineRule="auto" w:after="60"/>
       </w:pPr>
       <w:r>
         <w:rPr>
@@ -768,6 +852,7 @@
     <w:p>
       <w:pPr>
         <w:pStyle w:val="ListNumber"/>
+        <w:spacing w:line="259" w:lineRule="auto" w:after="60"/>
       </w:pPr>
       <w:r>
         <w:rPr>
@@ -782,6 +867,7 @@
     <w:p>
       <w:pPr>
         <w:pStyle w:val="ListNumber"/>
+        <w:spacing w:line="259" w:lineRule="auto" w:after="60"/>
       </w:pPr>
       <w:r>
         <w:rPr>
@@ -796,6 +882,7 @@
     <w:p>
       <w:pPr>
         <w:pStyle w:val="ListNumber"/>
+        <w:spacing w:line="259" w:lineRule="auto" w:after="60"/>
       </w:pPr>
       <w:r>
         <w:rPr>
@@ -810,6 +897,7 @@
     <w:p>
       <w:pPr>
         <w:pStyle w:val="ListNumber"/>
+        <w:spacing w:line="259" w:lineRule="auto" w:after="60"/>
       </w:pPr>
       <w:r>
         <w:rPr>
@@ -824,6 +912,7 @@
     <w:p>
       <w:pPr>
         <w:pStyle w:val="ListNumber"/>
+        <w:spacing w:line="259" w:lineRule="auto" w:after="60"/>
       </w:pPr>
       <w:r>
         <w:rPr>
@@ -838,6 +927,7 @@
     <w:p>
       <w:pPr>
         <w:pStyle w:val="Heading2"/>
+        <w:spacing w:line="259" w:lineRule="auto" w:after="60"/>
       </w:pPr>
       <w:r>
         <w:rPr>
@@ -848,6 +938,7 @@
     </w:p>
     <w:p>
       <w:pPr>
+        <w:spacing w:line="259" w:lineRule="auto" w:after="60"/>
         <w:jc w:val="left"/>
       </w:pPr>
       <w:r>
@@ -857,6 +948,7 @@
     <w:p>
       <w:pPr>
         <w:pStyle w:val="Heading2"/>
+        <w:spacing w:line="259" w:lineRule="auto" w:after="60"/>
       </w:pPr>
       <w:r>
         <w:rPr>
@@ -868,6 +960,7 @@
     <w:p>
       <w:pPr>
         <w:pStyle w:val="ListBullet"/>
+        <w:spacing w:line="259" w:lineRule="auto" w:after="60"/>
       </w:pPr>
       <w:r>
         <w:t>Entwurf Satzung (Anlage 1) — folgt in separater Datei</w:t>
@@ -876,6 +969,7 @@
     <w:p>
       <w:pPr>
         <w:pStyle w:val="ListBullet"/>
+        <w:spacing w:line="259" w:lineRule="auto" w:after="60"/>
       </w:pPr>
       <w:r>
         <w:t>Entwurf Side-Letter (Anlage 2) — folgt durch Pfaffenrode</w:t>
@@ -884,6 +978,7 @@
     <w:p>
       <w:pPr>
         <w:pStyle w:val="ListBullet"/>
+        <w:spacing w:line="259" w:lineRule="auto" w:after="60"/>
       </w:pPr>
       <w:r>
         <w:t>Entwurf Geschäftsführerdienstvertrag (Anlage 3) — folgt durch Eichbaum</w:t>
@@ -892,6 +987,7 @@
     <w:p>
       <w:pPr>
         <w:pStyle w:val="ListBullet"/>
+        <w:spacing w:line="259" w:lineRule="auto" w:after="60"/>
       </w:pPr>
       <w:r>
         <w:t>Entwurf Lizenzvertrag Domain und Repository (Anlage 4) — wird von Mira vorbereitet</w:t>
@@ -900,6 +996,7 @@
     <w:p>
       <w:pPr>
         <w:pStyle w:val="ListBullet"/>
+        <w:spacing w:line="259" w:lineRule="auto" w:after="60"/>
       </w:pPr>
       <w:r>
         <w:t>Vollmacht für Notaranmeldung (Anlage 5) — Frau Dr. Vermeulen erstellt</w:t>
@@ -907,6 +1004,7 @@
     </w:p>
     <w:p>
       <w:pPr>
+        <w:spacing w:line="259" w:lineRule="auto" w:after="60"/>
         <w:jc w:val="left"/>
       </w:pPr>
       <w:r>
@@ -915,6 +1013,7 @@
     </w:p>
     <w:p>
       <w:pPr>
+        <w:spacing w:line="259" w:lineRule="auto" w:after="60"/>
         <w:jc w:val="left"/>
       </w:pPr>
       <w:r>
@@ -922,13 +1021,58 @@
       </w:r>
     </w:p>
     <w:sectPr>
+      <w:headerReference w:type="default" r:id="rId9"/>
+      <w:footerReference w:type="default" r:id="rId10"/>
       <w:pgSz w:w="11906" w:h="16838"/>
-      <w:pgMar w:top="1417" w:right="1417" w:bottom="1417" w:left="1417" w:header="720" w:footer="720" w:gutter="0"/>
+      <w:pgMar w:top="1191" w:right="1247" w:bottom="1134" w:left="1361" w:header="720" w:footer="720" w:gutter="0"/>
       <w:cols w:space="720"/>
       <w:docGrid w:linePitch="360"/>
     </w:sectPr>
   </w:body>
 </w:document>
+</file>
+
+<file path=word/footer1.xml><?xml version="1.0" encoding="utf-8"?>
+<w:ftr xmlns:m="http://schemas.openxmlformats.org/officeDocument/2006/math" xmlns:mc="http://schemas.openxmlformats.org/markup-compatibility/2006" xmlns:mo="http://schemas.microsoft.com/office/mac/office/2008/main" xmlns:mv="urn:schemas-microsoft-com:mac:vml" xmlns:o="urn:schemas-microsoft-com:office:office" xmlns:r="http://schemas.openxmlformats.org/officeDocument/2006/relationships" xmlns:v="urn:schemas-microsoft-com:vml" xmlns:w10="urn:schemas-microsoft-com:office:word" xmlns:w14="http://schemas.microsoft.com/office/word/2010/wordml" xmlns:w="http://schemas.openxmlformats.org/wordprocessingml/2006/main" xmlns:wne="http://schemas.microsoft.com/office/word/2006/wordml" xmlns:wp14="http://schemas.microsoft.com/office/word/2010/wordprocessingDrawing" xmlns:wp="http://schemas.openxmlformats.org/drawingml/2006/wordprocessingDrawing" xmlns:wpc="http://schemas.microsoft.com/office/word/2010/wordprocessingCanvas" xmlns:wpg="http://schemas.microsoft.com/office/word/2010/wordprocessingGroup" xmlns:wpi="http://schemas.microsoft.com/office/word/2010/wordprocessingInk" xmlns:wps="http://schemas.microsoft.com/office/word/2010/wordprocessingShape" mc:Ignorable="w14 wp14">
+  <w:p>
+    <w:pPr>
+      <w:pStyle w:val="Footer"/>
+      <w:jc w:val="left"/>
+    </w:pPr>
+    <w:r/>
+    <w:r>
+      <w:rPr>
+        <w:rFonts w:ascii="Times New Roman" w:hAnsi="Times New Roman"/>
+        <w:b w:val="0"/>
+        <w:color w:val="777777"/>
+        <w:sz w:val="17"/>
+      </w:rPr>
+      <w:t>Vertraulich | Bearbeitungsstand Juli 2026 | nur zur Aktenbearbeitung</w:t>
+    </w:r>
+  </w:p>
+</w:ftr>
+</file>
+
+<file path=word/header1.xml><?xml version="1.0" encoding="utf-8"?>
+<w:hdr xmlns:m="http://schemas.openxmlformats.org/officeDocument/2006/math" xmlns:mc="http://schemas.openxmlformats.org/markup-compatibility/2006" xmlns:mo="http://schemas.microsoft.com/office/mac/office/2008/main" xmlns:mv="urn:schemas-microsoft-com:mac:vml" xmlns:o="urn:schemas-microsoft-com:office:office" xmlns:r="http://schemas.openxmlformats.org/officeDocument/2006/relationships" xmlns:v="urn:schemas-microsoft-com:vml" xmlns:w10="urn:schemas-microsoft-com:office:word" xmlns:w14="http://schemas.microsoft.com/office/word/2010/wordml" xmlns:w="http://schemas.openxmlformats.org/wordprocessingml/2006/main" xmlns:wne="http://schemas.microsoft.com/office/word/2006/wordml" xmlns:wp14="http://schemas.microsoft.com/office/word/2010/wordprocessingDrawing" xmlns:wp="http://schemas.openxmlformats.org/drawingml/2006/wordprocessingDrawing" xmlns:wpc="http://schemas.microsoft.com/office/word/2010/wordprocessingCanvas" xmlns:wpg="http://schemas.microsoft.com/office/word/2010/wordprocessingGroup" xmlns:wpi="http://schemas.microsoft.com/office/word/2010/wordprocessingInk" xmlns:wps="http://schemas.microsoft.com/office/word/2010/wordprocessingShape" mc:Ignorable="w14 wp14">
+  <w:p>
+    <w:pPr>
+      <w:pStyle w:val="Header"/>
+      <w:jc w:val="left"/>
+    </w:pPr>
+    <w:r/>
+    <w:r>
+      <w:rPr>
+        <w:rFonts w:ascii="Times New Roman" w:hAnsi="Times New Roman"/>
+        <w:b w:val="0"/>
+        <w:i w:val="0"/>
+        <w:color w:val="666666"/>
+        <w:sz w:val="17"/>
+      </w:rPr>
+      <w:t>Hagemann &amp; Westarp Rechtsanwälte | Gesellschaftsrechtliche Arbeitsakte | Bearbeitungsstand Juli 2026</w:t>
+    </w:r>
+  </w:p>
+</w:hdr>
 </file>
 
 <file path=word/numbering.xml><?xml version="1.0" encoding="utf-8"?>
@@ -1645,11 +1789,12 @@
       <w:contextualSpacing/>
     </w:pPr>
     <w:rPr>
-      <w:rFonts w:asciiTheme="majorHAnsi" w:eastAsiaTheme="majorEastAsia" w:hAnsiTheme="majorHAnsi" w:cstheme="majorBidi"/>
+      <w:rFonts w:asciiTheme="majorHAnsi" w:eastAsiaTheme="majorEastAsia" w:hAnsiTheme="majorHAnsi" w:cstheme="majorBidi" w:ascii="Times New Roman" w:hAnsi="Times New Roman"/>
+      <w:b/>
       <w:color w:val="17365D" w:themeColor="text2" w:themeShade="BF"/>
       <w:spacing w:val="5"/>
       <w:kern w:val="28"/>
-      <w:sz w:val="52"/>
+      <w:sz w:val="30"/>
       <w:szCs w:val="52"/>
     </w:rPr>
   </w:style>
